--- a/results/CL0.5/мини-отчет.docx
+++ b/results/CL0.5/мини-отчет.docx
@@ -8,7 +8,7 @@
         <w:bidi w:val="0"/>
         <w:rPr>
           <w:rFonts w:hint="default"/>
-          <w:lang w:val="en-US"/>
+          <w:lang w:val="ru-RU"/>
         </w:rPr>
       </w:pPr>
       <w:r>
@@ -31,8 +31,6 @@
         </w:rPr>
         <w:t>Cya = 0.5, M = 0.75, Re = 6500000, T = 300K</w:t>
       </w:r>
-      <w:bookmarkStart w:id="0" w:name="_GoBack"/>
-      <w:bookmarkEnd w:id="0"/>
     </w:p>
     <w:p>
       <w:pPr>
@@ -609,34 +607,18 @@
           <w:szCs w:val="24"/>
           <w:lang w:val="ru-RU"/>
         </w:rPr>
-        <w:t>В случае нахождения нефизичных геометрий (тонкие, самопересекающиеся) в качестве целевой функции передавался гладкий штраф (квадратичная норма отдаленности профиля от симметричного, подобног</w:t>
-      </w:r>
-      <w:r>
-        <w:rPr>
-          <w:rFonts w:hint="default" w:cs="Times New Roman"/>
-          <w:sz w:val="24"/>
-          <w:szCs w:val="24"/>
-          <w:lang w:val="ru-RU"/>
-        </w:rPr>
-        <w:t xml:space="preserve">о </w:t>
-      </w:r>
-      <w:r>
-        <w:rPr>
-          <w:rFonts w:hint="default" w:ascii="Times New Roman" w:hAnsi="Times New Roman" w:cs="Times New Roman"/>
-          <w:sz w:val="24"/>
-          <w:szCs w:val="24"/>
-          <w:lang w:val="en-US"/>
-        </w:rPr>
-        <w:t>NACA0012</w:t>
-      </w:r>
-      <w:r>
-        <w:rPr>
-          <w:rFonts w:hint="default" w:ascii="Times New Roman" w:hAnsi="Times New Roman" w:cs="Times New Roman"/>
-          <w:sz w:val="24"/>
-          <w:szCs w:val="24"/>
-          <w:lang w:val="ru-RU"/>
-        </w:rPr>
-        <w:t>)</w:t>
+        <w:t>В случае нахождения нефизичных геометрий (тонкие, самопересекающиеся) в качестве целевой функции передавался гладкий штра</w:t>
+      </w:r>
+      <w:bookmarkStart w:id="0" w:name="_GoBack"/>
+      <w:bookmarkEnd w:id="0"/>
+      <w:r>
+        <w:rPr>
+          <w:rFonts w:hint="default" w:ascii="Times New Roman" w:hAnsi="Times New Roman" w:cs="Times New Roman"/>
+          <w:sz w:val="24"/>
+          <w:szCs w:val="24"/>
+          <w:lang w:val="ru-RU"/>
+        </w:rPr>
+        <w:t>ф (квадратичная норма отдаленности профиля от симметричного)</w:t>
       </w:r>
       <w:r>
         <w:rPr>
